--- a/브라질 변호사/2부/2부_11화_오타비우의_배신_발각.docx
+++ b/브라질 변호사/2부/2부_11화_오타비우의_배신_발각.docx
@@ -3596,7 +3596,7 @@
           <w:i w:val="0"/>
           <w:sz w:val="22"/>
         </w:rPr>
-        <w:t xml:space="preserve"> Pra Cristina. A Cristina Salles, a diretora jurídica. É o procedimento, Rafa. Você fazia a mesma coisa. O cliente tem direito de saber quem vai depor contra ele. Pra preparar a contradita, levantar suspeição, ver se tem vínculo com a parte.</w:t>
+        <w:t xml:space="preserve"> Pra Cristina. A Cristina Sales, a diretora jurídica. É o procedimento, Rafa. Você fazia a mesma coisa. O cliente tem direito de saber quem vai depor contra ele. Pra preparar a contradita, levantar suspeição, ver se tem vínculo com a parte.</w:t>
       </w:r>
     </w:p>
     <w:p>
@@ -4506,7 +4506,7 @@
           <w:i w:val="0"/>
           <w:sz w:val="22"/>
         </w:rPr>
-        <w:t>O Otávio não vai à audiência amanhã. Vai um sócio sênior, que chega no primeiro voo. Abri hoje uma apuração interna. A comunicação com a Cristina Salles, a partir de agora, passa por mim. Por escrito.</w:t>
+        <w:t>O Otávio não vai à audiência amanhã. Vai um sócio sênior, que chega no primeiro voo. Abri hoje uma apuração interna. A comunicação com a Cristina Sales, a partir de agora, passa por mim. Por escrito.</w:t>
       </w:r>
     </w:p>
     <w:p>
